--- a/CaptionAnalysis/output/Embodied_metrics.docx
+++ b/CaptionAnalysis/output/Embodied_metrics.docx
@@ -3637,7 +3637,7 @@
           </w:tcPr>
           <w:p>
             <w:r>
-              <w:t>—</w:t>
+              <w:t>953.36</w:t>
             </w:r>
           </w:p>
         </w:tc>
